--- a/companies/ashcombe-advisory/People/2023.05.02 - Onboarding - Julie Bailey.docx
+++ b/companies/ashcombe-advisory/People/2023.05.02 - Onboarding - Julie Bailey.docx
@@ -3,23 +3,31 @@
 <w:document xmlns:wpc="http://schemas.microsoft.com/office/word/2010/wordprocessingCanvas" xmlns:mo="http://schemas.microsoft.com/office/mac/office/2008/main" xmlns:mc="http://schemas.openxmlformats.org/markup-compatibility/2006" xmlns:mv="urn:schemas-microsoft-com:mac:vml" xmlns:o="urn:schemas-microsoft-com:office:office" xmlns:r="http://schemas.openxmlformats.org/officeDocument/2006/relationships" xmlns:m="http://schemas.openxmlformats.org/officeDocument/2006/math" xmlns:v="urn:schemas-microsoft-com:vml" xmlns:wp14="http://schemas.microsoft.com/office/word/2010/wordprocessingDrawing" xmlns:wp="http://schemas.openxmlformats.org/drawingml/2006/wordprocessingDrawing" xmlns:w10="urn:schemas-microsoft-com:office:word" xmlns:w="http://schemas.openxmlformats.org/wordprocessingml/2006/main" xmlns:w14="http://schemas.microsoft.com/office/word/2010/wordml" xmlns:wpg="http://schemas.microsoft.com/office/word/2010/wordprocessingGroup" xmlns:wpi="http://schemas.microsoft.com/office/word/2010/wordprocessingInk" xmlns:wne="http://schemas.microsoft.com/office/word/2006/wordml" xmlns:wps="http://schemas.microsoft.com/office/word/2010/wordprocessingShape" mc:Ignorable="w14 wp14">
   <w:body>
     <w:p>
+      <w:pPr>
+        <w:pStyle w:val="Heading1"/>
+      </w:pPr>
       <w:r>
-        <w:t>It is a pleasure to welcome Julie Bailey to Ashcombe Advisory Partners. She joins the advisory team as a Communications Associate, and a small firm feels the difference quickly when a steady, quick pair of hands comes aboard. Those of us who have already passed her a draft can tell the firm has hired well.</w:t>
+        <w:t>Onboarding Note: Julie Bailey, Communications Associate</w:t>
       </w:r>
     </w:p>
     <w:p>
       <w:r>
-        <w:t>Her role is to take a rough draft and send it back clean and ready to go out, and to do it without changing gears between a formal transmittal and a two-line status reply. She will sit with the advisory bench and support several engagements at once, which suits how tightly and quickly she works, and her notes tend to be short and easy to answer, the kind a busy advisor can clear with a single reply. She reports to Michael Morris, our Partner, who will hand her into the live accounts and set the pace of her first assignments.</w:t>
+        <w:t>We are delighted to welcome Julie Bailey to Ashcombe Advisory Partners as a Communications Associate in the Advisory group. This note, prepared by Julie Hill for the personnel file, records the role she has taken up, where it sits within the practice, and what we have agreed for her first weeks with us. With two of us now sharing a first name, we will use full names in internal correspondence wherever there is any risk of confusion.</w:t>
       </w:r>
     </w:p>
     <w:p>
       <w:r>
-        <w:t>The first weeks are meant for finding her feet rather than carrying a full book. We would like her to shadow a couple of active engagements, follow the standing status threads, and get a feel for the house preference for clean, short copy before she takes on work of her own. Our operations team will set her up on the mailbox and the shared files in the first day or two, so nothing practical stands in her way, and the point of these early weeks is simply to let her watch a full engagement move from one end to the other before she owns any of it.</w:t>
+        <w:t>Julie Bailey will draft and check client materials across the advisory bench, from announcement language and management talking points to the questions and answers that accompany them. She reports to Michael Morris, Partner, who runs the bench day to day and will decide which client relationships she joins first and in what order. Her care with the firm's style conventions was plain throughout our conversations with her, and we expect it to make her a valuable first reader of drafts before they go further.</w:t>
       </w:r>
     </w:p>
     <w:p>
       <w:r>
-        <w:t>Julie Hill will sit down with Julie Bailey in her first week to walk through the accounts she will help carry and to answer whatever the early days have raised. Until then, please make her welcome when you pass her desk, and point her toward anything she needs to get started. We are glad she chose us, and we mean to give her first weeks here a good start.</w:t>
+        <w:t>Her laptop, firm email account, and building access are in place, and the operations team is taking her through the shared drive, our filing conventions, and the habit of keeping each engagement's correspondence within its own thread. Before she drafts for any engagement, she will read its file from the engagement letter and kickoff memo forward, so that she knows what the client has already approved. Client drafts and announcement timings are confidential until the client releases them, and she will discuss them only with colleagues working on the engagement concerned.</w:t>
+      </w:r>
+    </w:p>
+    <w:p>
+      <w:r>
+        <w:t>During this first period, nothing client-facing will go out under her name alone; her drafts go to Michael Morris for review before a client sees them, and we would encourage her to ask whenever an instruction is less than clear. Her first step is a working session with Michael Morris this week, at which the two of them will agree the matters she will join and the order in which she takes them up.</w:t>
       </w:r>
     </w:p>
     <w:sectPr>
